--- a/cv/Curriculo_Joao_Pedro_Full_Stack_ES.docx
+++ b/cv/Curriculo_Joao_Pedro_Full_Stack_ES.docx
@@ -83,7 +83,7 @@
         <w:t xml:space="preserve">Ingeniero de Software Full Stack con más de </w:t>
       </w:r>
       <w:r>
-        <w:t>4</w:t>
+        <w:t>3</w:t>
       </w:r>
       <w:r>
         <w:t xml:space="preserve"> años de trayectoria profesional en tecnología, especializado en aplicaciones web, móviles y sistemas backend con Java (Spring Boot), React, TypeScript, Node.js, Python y SQL. Experiencia en los sectores financiero, público y tecnológico, trabajando con APIs REST, automatización de procesos, inteligencia artificial e infraestructura Cloud. Perfil adaptable, analítico y orientado a la resolución de problemas y la mejora continua.</w:t>

--- a/cv/Curriculo_Joao_Pedro_Full_Stack_ES.docx
+++ b/cv/Curriculo_Joao_Pedro_Full_Stack_ES.docx
@@ -102,7 +102,7 @@
         <w:pStyle w:val="Role"/>
       </w:pPr>
       <w:r>
-        <w:t>Desarrollador Full Stack · Inovatec-JP</w:t>
+        <w:t>Ingeniero de Software Full Stack · Inovatec-JP</w:t>
       </w:r>
       <w:r>
         <w:rPr>
@@ -162,7 +162,7 @@
         <w:pStyle w:val="Role"/>
       </w:pPr>
       <w:r>
-        <w:t>Desarrollador Full Stack · Ouse Passar</w:t>
+        <w:t>Ingeniero de Software · Ouse Passar</w:t>
       </w:r>
       <w:r>
         <w:rPr>
